--- a/app/templates/tldn/JSC/004_Giấy ủy quyền.docx
+++ b/app/templates/tldn/JSC/004_Giấy ủy quyền.docx
@@ -414,7 +414,7 @@
         <w:spacing w:line="360" w:lineRule="auto"/>
         <w:jc w:val="both"/>
         <w:rPr>
-          <w:lang w:val="nl-NL"/>
+          <w:lang w:val="en-US"/>
         </w:rPr>
       </w:pPr>
       <w:r>
@@ -447,6 +447,45 @@
           <w:lang w:val="vi-VN"/>
         </w:rPr>
         <w:t xml:space="preserve">}} </w:t>
+      </w:r>
+    </w:p>
+    <w:p>
+      <w:pPr>
+        <w:pBdr>
+          <w:top w:val="nil"/>
+          <w:left w:val="nil"/>
+          <w:bottom w:val="nil"/>
+          <w:right w:val="nil"/>
+          <w:between w:val="nil"/>
+        </w:pBdr>
+        <w:spacing w:line="336" w:lineRule="auto"/>
+        <w:rPr>
+          <w:color w:val="000000"/>
+        </w:rPr>
+      </w:pPr>
+      <w:r>
+        <w:rPr>
+          <w:color w:val="000000"/>
+        </w:rPr>
+        <w:t xml:space="preserve">Ngày sinh: </w:t>
+      </w:r>
+      <w:r>
+        <w:rPr>
+          <w:color w:val="000000"/>
+        </w:rPr>
+        <w:t>{{</w:t>
+      </w:r>
+      <w:r>
+        <w:rPr>
+          <w:lang w:val="nl-NL"/>
+        </w:rPr>
+        <w:t>taxpayer</w:t>
+      </w:r>
+      <w:r>
+        <w:rPr>
+          <w:color w:val="000000"/>
+        </w:rPr>
+        <w:t>.birth_date}}</w:t>
       </w:r>
     </w:p>
     <w:p>
@@ -686,6 +725,7 @@
         <w:rPr>
           <w:color w:val="000000"/>
         </w:rPr>
+        <w:lastRenderedPageBreak/>
         <w:t>Bên A có trách nhiệm hoàn thành nội dung công việc theo đúng quy định pháp luật.</w:t>
       </w:r>
     </w:p>
@@ -898,38 +938,6 @@
         </w:tc>
       </w:tr>
     </w:tbl>
-    <w:p>
-      <w:pPr>
-        <w:spacing w:before="60" w:line="360" w:lineRule="auto"/>
-        <w:rPr>
-          <w:b/>
-        </w:rPr>
-      </w:pPr>
-    </w:p>
-    <w:p>
-      <w:pPr>
-        <w:spacing w:before="60" w:line="360" w:lineRule="auto"/>
-        <w:ind w:left="5387"/>
-        <w:rPr>
-          <w:b/>
-        </w:rPr>
-      </w:pPr>
-    </w:p>
-    <w:p>
-      <w:pPr>
-        <w:spacing w:before="60" w:line="360" w:lineRule="auto"/>
-      </w:pPr>
-    </w:p>
-    <w:p>
-      <w:pPr>
-        <w:spacing w:before="60" w:line="360" w:lineRule="auto"/>
-      </w:pPr>
-    </w:p>
-    <w:p>
-      <w:pPr>
-        <w:spacing w:before="60" w:line="360" w:lineRule="auto"/>
-      </w:pPr>
-    </w:p>
     <w:p>
       <w:pPr>
         <w:spacing w:before="60" w:line="360" w:lineRule="auto"/>
@@ -1693,6 +1701,7 @@
   <w:style w:type="paragraph" w:default="1" w:styleId="Normal">
     <w:name w:val="Normal"/>
     <w:qFormat/>
+    <w:rsid w:val="00262D36"/>
   </w:style>
   <w:style w:type="paragraph" w:styleId="Heading1">
     <w:name w:val="heading 1"/>

--- a/app/templates/tldn/JSC/004_Giấy ủy quyền.docx
+++ b/app/templates/tldn/JSC/004_Giấy ủy quyền.docx
@@ -726,7 +726,19 @@
           <w:color w:val="000000"/>
         </w:rPr>
         <w:lastRenderedPageBreak/>
-        <w:t>Bên A có trách nhiệm hoàn thành nội dung công việc theo đúng quy định pháp luật.</w:t>
+        <w:t xml:space="preserve">Bên </w:t>
+      </w:r>
+      <w:r>
+        <w:rPr>
+          <w:color w:val="000000"/>
+        </w:rPr>
+        <w:t>B</w:t>
+      </w:r>
+      <w:r>
+        <w:rPr>
+          <w:color w:val="000000"/>
+        </w:rPr>
+        <w:t xml:space="preserve"> có trách nhiệm hoàn thành nội dung công việc theo đúng quy định pháp luật.</w:t>
       </w:r>
     </w:p>
     <w:p>
